--- a/DAW2/DAW/UD2/Actividad2/Actividad 2.docx
+++ b/DAW2/DAW/UD2/Actividad2/Actividad 2.docx
@@ -950,7 +950,7 @@
                 <w:noProof/>
                 <w:webHidden/>
               </w:rPr>
-              <w:t>2</w:t>
+              <w:t>4</w:t>
             </w:r>
             <w:r>
               <w:rPr>
@@ -1001,6 +1001,10 @@
     </w:p>
     <w:p>
       <w:r>
+        <w:rPr>
+          <w:noProof/>
+          <w:lang w:eastAsia="es-ES"/>
+        </w:rPr>
         <w:drawing>
           <wp:inline distT="0" distB="0" distL="0" distR="0" wp14:anchorId="0C5697D8" wp14:editId="5E637256">
             <wp:extent cx="5400040" cy="2793365"/>
@@ -1314,6 +1318,10 @@
         </mc:AlternateContent>
       </w:r>
       <w:r>
+        <w:rPr>
+          <w:noProof/>
+          <w:lang w:eastAsia="es-ES"/>
+        </w:rPr>
         <w:drawing>
           <wp:inline distT="0" distB="0" distL="0" distR="0" wp14:anchorId="1AC6A804" wp14:editId="61FDB521">
             <wp:extent cx="5400040" cy="2865755"/>
@@ -1369,48 +1377,521 @@
     </w:p>
     <w:p>
       <w:r>
-        <w:t xml:space="preserve">Como no lo quiero tocar dentro de la maquina física, hago lo mismo dentro </w:t>
+        <w:t>Me olvido de cambiar el “</w:t>
       </w:r>
       <w:proofErr w:type="spellStart"/>
       <w:r>
-        <w:t>del</w:t>
+        <w:t>parh</w:t>
       </w:r>
       <w:proofErr w:type="spellEnd"/>
       <w:r>
-        <w:t xml:space="preserve"> la </w:t>
+        <w:t xml:space="preserve"> to </w:t>
       </w:r>
       <w:proofErr w:type="spellStart"/>
       <w:r>
-        <w:t>maquina</w:t>
+        <w:t>your</w:t>
       </w:r>
       <w:proofErr w:type="spellEnd"/>
       <w:r>
-        <w:t xml:space="preserve"> virtual </w:t>
+        <w:t xml:space="preserve"> </w:t>
       </w:r>
       <w:proofErr w:type="spellStart"/>
       <w:r>
-        <w:t>Azure</w:t>
+        <w:t>website</w:t>
       </w:r>
       <w:proofErr w:type="spellEnd"/>
       <w:r>
-        <w:t>.</w:t>
+        <w:t xml:space="preserve">” tenemos que poner la ruta donde se encuentra nuestro </w:t>
+      </w:r>
+      <w:proofErr w:type="spellStart"/>
+      <w:r>
+        <w:t>html</w:t>
+      </w:r>
+      <w:proofErr w:type="spellEnd"/>
+      <w:r>
+        <w:t xml:space="preserve"> y </w:t>
+      </w:r>
+      <w:proofErr w:type="spellStart"/>
+      <w:r>
+        <w:t>css</w:t>
+      </w:r>
+      <w:proofErr w:type="spellEnd"/>
+      <w:r>
+        <w:t>. En mi caso es “</w:t>
+      </w:r>
+      <w:r>
+        <w:t>C:\</w:t>
+      </w:r>
+      <w:proofErr w:type="spellStart"/>
+      <w:r>
+        <w:t>xampp</w:t>
+      </w:r>
+      <w:proofErr w:type="spellEnd"/>
+      <w:r>
+        <w:t>\</w:t>
+      </w:r>
+      <w:proofErr w:type="spellStart"/>
+      <w:r>
+        <w:t>htdocs</w:t>
+      </w:r>
+      <w:proofErr w:type="spellEnd"/>
+      <w:r>
+        <w:t>\Actividad2</w:t>
+      </w:r>
+      <w:r>
+        <w:t xml:space="preserve">”. </w:t>
       </w:r>
     </w:p>
     <w:p>
-      <w:bookmarkStart w:id="1" w:name="_GoBack"/>
-      <w:bookmarkEnd w:id="1"/>
+      <w:r>
+        <w:t>Dentro de la ruta</w:t>
+      </w:r>
+      <w:r>
+        <w:t>”</w:t>
+      </w:r>
+      <w:r>
+        <w:t xml:space="preserve"> </w:t>
+      </w:r>
+      <w:r>
+        <w:t>C:\Windows\System32\drivers\etc</w:t>
+      </w:r>
+      <w:r>
+        <w:t xml:space="preserve">” cambios </w:t>
+      </w:r>
+      <w:r>
+        <w:t>el fichero “host”</w:t>
+      </w:r>
+      <w:r>
+        <w:t>.</w:t>
+      </w:r>
+    </w:p>
+    <w:p>
+      <w:r>
+        <w:rPr>
+          <w:noProof/>
+          <w:lang w:eastAsia="es-ES"/>
+        </w:rPr>
+        <w:lastRenderedPageBreak/>
+        <mc:AlternateContent>
+          <mc:Choice Requires="wps">
+            <w:drawing>
+              <wp:anchor distT="0" distB="0" distL="114300" distR="114300" simplePos="0" relativeHeight="251673600" behindDoc="0" locked="0" layoutInCell="1" allowOverlap="1" wp14:anchorId="43D48705" wp14:editId="4B4CA33B">
+                <wp:simplePos x="0" y="0"/>
+                <wp:positionH relativeFrom="column">
+                  <wp:posOffset>283185</wp:posOffset>
+                </wp:positionH>
+                <wp:positionV relativeFrom="paragraph">
+                  <wp:posOffset>101262</wp:posOffset>
+                </wp:positionV>
+                <wp:extent cx="1383475" cy="124691"/>
+                <wp:effectExtent l="0" t="0" r="26670" b="27940"/>
+                <wp:wrapNone/>
+                <wp:docPr id="8" name="Rectángulo 8"/>
+                <wp:cNvGraphicFramePr/>
+                <a:graphic xmlns:a="http://schemas.openxmlformats.org/drawingml/2006/main">
+                  <a:graphicData uri="http://schemas.microsoft.com/office/word/2010/wordprocessingShape">
+                    <wps:wsp>
+                      <wps:cNvSpPr/>
+                      <wps:spPr>
+                        <a:xfrm>
+                          <a:off x="0" y="0"/>
+                          <a:ext cx="1383475" cy="124691"/>
+                        </a:xfrm>
+                        <a:prstGeom prst="rect">
+                          <a:avLst/>
+                        </a:prstGeom>
+                        <a:noFill/>
+                        <a:ln>
+                          <a:solidFill>
+                            <a:srgbClr val="FF0000"/>
+                          </a:solidFill>
+                        </a:ln>
+                      </wps:spPr>
+                      <wps:style>
+                        <a:lnRef idx="2">
+                          <a:schemeClr val="accent1">
+                            <a:shade val="50000"/>
+                          </a:schemeClr>
+                        </a:lnRef>
+                        <a:fillRef idx="1">
+                          <a:schemeClr val="accent1"/>
+                        </a:fillRef>
+                        <a:effectRef idx="0">
+                          <a:schemeClr val="accent1"/>
+                        </a:effectRef>
+                        <a:fontRef idx="minor">
+                          <a:schemeClr val="lt1"/>
+                        </a:fontRef>
+                      </wps:style>
+                      <wps:bodyPr rot="0" spcFirstLastPara="0" vertOverflow="overflow" horzOverflow="overflow" vert="horz" wrap="square" lIns="91440" tIns="45720" rIns="91440" bIns="45720" numCol="1" spcCol="0" rtlCol="0" fromWordArt="0" anchor="ctr" anchorCtr="0" forceAA="0" compatLnSpc="1">
+                        <a:prstTxWarp prst="textNoShape">
+                          <a:avLst/>
+                        </a:prstTxWarp>
+                        <a:noAutofit/>
+                      </wps:bodyPr>
+                    </wps:wsp>
+                  </a:graphicData>
+                </a:graphic>
+              </wp:anchor>
+            </w:drawing>
+          </mc:Choice>
+          <mc:Fallback>
+            <w:pict>
+              <v:rect w14:anchorId="259AD6C4" id="Rectángulo 8" o:spid="_x0000_s1026" style="position:absolute;margin-left:22.3pt;margin-top:7.95pt;width:108.95pt;height:9.8pt;z-index:251673600;visibility:visible;mso-wrap-style:square;mso-wrap-distance-left:9pt;mso-wrap-distance-top:0;mso-wrap-distance-right:9pt;mso-wrap-distance-bottom:0;mso-position-horizontal:absolute;mso-position-horizontal-relative:text;mso-position-vertical:absolute;mso-position-vertical-relative:text;v-text-anchor:middle" o:gfxdata="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" filled="f" strokecolor="red" strokeweight="1pt"/>
+            </w:pict>
+          </mc:Fallback>
+        </mc:AlternateContent>
+      </w:r>
+      <w:r>
+        <w:drawing>
+          <wp:anchor distT="0" distB="0" distL="114300" distR="114300" simplePos="0" relativeHeight="251670528" behindDoc="1" locked="0" layoutInCell="1" allowOverlap="1" wp14:anchorId="350FA172" wp14:editId="33B15939">
+            <wp:simplePos x="0" y="0"/>
+            <wp:positionH relativeFrom="column">
+              <wp:posOffset>520</wp:posOffset>
+            </wp:positionH>
+            <wp:positionV relativeFrom="paragraph">
+              <wp:posOffset>2730</wp:posOffset>
+            </wp:positionV>
+            <wp:extent cx="4008385" cy="3639787"/>
+            <wp:effectExtent l="0" t="0" r="0" b="0"/>
+            <wp:wrapTight wrapText="bothSides">
+              <wp:wrapPolygon edited="0">
+                <wp:start x="0" y="0"/>
+                <wp:lineTo x="0" y="21483"/>
+                <wp:lineTo x="21456" y="21483"/>
+                <wp:lineTo x="21456" y="0"/>
+                <wp:lineTo x="0" y="0"/>
+              </wp:wrapPolygon>
+            </wp:wrapTight>
+            <wp:docPr id="2" name="Imagen 2"/>
+            <wp:cNvGraphicFramePr>
+              <a:graphicFrameLocks xmlns:a="http://schemas.openxmlformats.org/drawingml/2006/main" noChangeAspect="1"/>
+            </wp:cNvGraphicFramePr>
+            <a:graphic xmlns:a="http://schemas.openxmlformats.org/drawingml/2006/main">
+              <a:graphicData uri="http://schemas.openxmlformats.org/drawingml/2006/picture">
+                <pic:pic xmlns:pic="http://schemas.openxmlformats.org/drawingml/2006/picture">
+                  <pic:nvPicPr>
+                    <pic:cNvPr id="1" name=""/>
+                    <pic:cNvPicPr/>
+                  </pic:nvPicPr>
+                  <pic:blipFill>
+                    <a:blip r:embed="rId8">
+                      <a:extLst>
+                        <a:ext uri="{28A0092B-C50C-407E-A947-70E740481C1C}">
+                          <a14:useLocalDpi xmlns:a14="http://schemas.microsoft.com/office/drawing/2010/main" val="0"/>
+                        </a:ext>
+                      </a:extLst>
+                    </a:blip>
+                    <a:stretch>
+                      <a:fillRect/>
+                    </a:stretch>
+                  </pic:blipFill>
+                  <pic:spPr>
+                    <a:xfrm>
+                      <a:off x="0" y="0"/>
+                      <a:ext cx="4008385" cy="3639787"/>
+                    </a:xfrm>
+                    <a:prstGeom prst="rect">
+                      <a:avLst/>
+                    </a:prstGeom>
+                  </pic:spPr>
+                </pic:pic>
+              </a:graphicData>
+            </a:graphic>
+          </wp:anchor>
+        </w:drawing>
+      </w:r>
+      <w:r>
+        <w:t xml:space="preserve">Añadimos una línea, no poner # porque no va funcionar, añadimos la </w:t>
+      </w:r>
+      <w:proofErr w:type="spellStart"/>
+      <w:r>
+        <w:t>ip</w:t>
+      </w:r>
+      <w:proofErr w:type="spellEnd"/>
+      <w:r>
+        <w:t xml:space="preserve"> 127.0.0.1 y nombre actividad2.local. Lo guardamos para cambiar en la maquina física tenemos que traernos el fichero fuera del System32 editarle y después añadirlo ya modificado y aceptar para que sobre escribe.</w:t>
+      </w:r>
     </w:p>
     <w:p/>
     <w:p/>
     <w:p>
+      <w:r>
+        <w:rPr>
+          <w:noProof/>
+          <w:lang w:eastAsia="es-ES"/>
+        </w:rPr>
+        <mc:AlternateContent>
+          <mc:Choice Requires="wps">
+            <w:drawing>
+              <wp:anchor distT="0" distB="0" distL="114300" distR="114300" simplePos="0" relativeHeight="251671552" behindDoc="0" locked="0" layoutInCell="1" allowOverlap="1" wp14:anchorId="1E4EEEF6" wp14:editId="55320B1D">
+                <wp:simplePos x="0" y="0"/>
+                <wp:positionH relativeFrom="column">
+                  <wp:posOffset>12032</wp:posOffset>
+                </wp:positionH>
+                <wp:positionV relativeFrom="paragraph">
+                  <wp:posOffset>8988</wp:posOffset>
+                </wp:positionV>
+                <wp:extent cx="1383475" cy="124691"/>
+                <wp:effectExtent l="0" t="0" r="26670" b="27940"/>
+                <wp:wrapNone/>
+                <wp:docPr id="7" name="Rectángulo 7"/>
+                <wp:cNvGraphicFramePr/>
+                <a:graphic xmlns:a="http://schemas.openxmlformats.org/drawingml/2006/main">
+                  <a:graphicData uri="http://schemas.microsoft.com/office/word/2010/wordprocessingShape">
+                    <wps:wsp>
+                      <wps:cNvSpPr/>
+                      <wps:spPr>
+                        <a:xfrm>
+                          <a:off x="0" y="0"/>
+                          <a:ext cx="1383475" cy="124691"/>
+                        </a:xfrm>
+                        <a:prstGeom prst="rect">
+                          <a:avLst/>
+                        </a:prstGeom>
+                        <a:noFill/>
+                        <a:ln>
+                          <a:solidFill>
+                            <a:srgbClr val="FF0000"/>
+                          </a:solidFill>
+                        </a:ln>
+                      </wps:spPr>
+                      <wps:style>
+                        <a:lnRef idx="2">
+                          <a:schemeClr val="accent1">
+                            <a:shade val="50000"/>
+                          </a:schemeClr>
+                        </a:lnRef>
+                        <a:fillRef idx="1">
+                          <a:schemeClr val="accent1"/>
+                        </a:fillRef>
+                        <a:effectRef idx="0">
+                          <a:schemeClr val="accent1"/>
+                        </a:effectRef>
+                        <a:fontRef idx="minor">
+                          <a:schemeClr val="lt1"/>
+                        </a:fontRef>
+                      </wps:style>
+                      <wps:bodyPr rot="0" spcFirstLastPara="0" vertOverflow="overflow" horzOverflow="overflow" vert="horz" wrap="square" lIns="91440" tIns="45720" rIns="91440" bIns="45720" numCol="1" spcCol="0" rtlCol="0" fromWordArt="0" anchor="ctr" anchorCtr="0" forceAA="0" compatLnSpc="1">
+                        <a:prstTxWarp prst="textNoShape">
+                          <a:avLst/>
+                        </a:prstTxWarp>
+                        <a:noAutofit/>
+                      </wps:bodyPr>
+                    </wps:wsp>
+                  </a:graphicData>
+                </a:graphic>
+              </wp:anchor>
+            </w:drawing>
+          </mc:Choice>
+          <mc:Fallback>
+            <w:pict>
+              <v:rect w14:anchorId="5ED29CEE" id="Rectángulo 7" o:spid="_x0000_s1026" style="position:absolute;margin-left:.95pt;margin-top:.7pt;width:108.95pt;height:9.8pt;z-index:251671552;visibility:visible;mso-wrap-style:square;mso-wrap-distance-left:9pt;mso-wrap-distance-top:0;mso-wrap-distance-right:9pt;mso-wrap-distance-bottom:0;mso-position-horizontal:absolute;mso-position-horizontal-relative:text;mso-position-vertical:absolute;mso-position-vertical-relative:text;v-text-anchor:middle" o:gfxdata="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" filled="f" strokecolor="red" strokeweight="1pt"/>
+            </w:pict>
+          </mc:Fallback>
+        </mc:AlternateContent>
+      </w:r>
+    </w:p>
+    <w:p>
+      <w:r>
+        <w:t xml:space="preserve">Ahora para comprobar tenemos que </w:t>
+      </w:r>
+      <w:r>
+        <w:t xml:space="preserve">acceder desde navegador al 127.0.0.1 y nos sale la </w:t>
+      </w:r>
+      <w:r>
+        <w:t>página</w:t>
+      </w:r>
+      <w:r>
+        <w:t xml:space="preserve"> web</w:t>
+      </w:r>
+      <w:r>
+        <w:t xml:space="preserve"> con </w:t>
+      </w:r>
+      <w:proofErr w:type="spellStart"/>
+      <w:r>
+        <w:t>html</w:t>
+      </w:r>
+      <w:proofErr w:type="spellEnd"/>
+      <w:r>
+        <w:t xml:space="preserve"> y </w:t>
+      </w:r>
+      <w:proofErr w:type="spellStart"/>
+      <w:r>
+        <w:t>css</w:t>
+      </w:r>
+      <w:proofErr w:type="spellEnd"/>
+      <w:r>
+        <w:t>, creada anteriormente</w:t>
+      </w:r>
+      <w:r>
+        <w:t>.</w:t>
+      </w:r>
+    </w:p>
+    <w:p>
+      <w:r>
+        <w:drawing>
+          <wp:anchor distT="0" distB="0" distL="114300" distR="114300" simplePos="0" relativeHeight="251674624" behindDoc="1" locked="0" layoutInCell="1" allowOverlap="1">
+            <wp:simplePos x="0" y="0"/>
+            <wp:positionH relativeFrom="margin">
+              <wp:align>center</wp:align>
+            </wp:positionH>
+            <wp:positionV relativeFrom="paragraph">
+              <wp:posOffset>0</wp:posOffset>
+            </wp:positionV>
+            <wp:extent cx="3978233" cy="4222895"/>
+            <wp:effectExtent l="0" t="0" r="3810" b="6350"/>
+            <wp:wrapTight wrapText="bothSides">
+              <wp:wrapPolygon edited="0">
+                <wp:start x="0" y="0"/>
+                <wp:lineTo x="0" y="21535"/>
+                <wp:lineTo x="21517" y="21535"/>
+                <wp:lineTo x="21517" y="0"/>
+                <wp:lineTo x="0" y="0"/>
+              </wp:wrapPolygon>
+            </wp:wrapTight>
+            <wp:docPr id="9" name="Imagen 9"/>
+            <wp:cNvGraphicFramePr>
+              <a:graphicFrameLocks xmlns:a="http://schemas.openxmlformats.org/drawingml/2006/main" noChangeAspect="1"/>
+            </wp:cNvGraphicFramePr>
+            <a:graphic xmlns:a="http://schemas.openxmlformats.org/drawingml/2006/main">
+              <a:graphicData uri="http://schemas.openxmlformats.org/drawingml/2006/picture">
+                <pic:pic xmlns:pic="http://schemas.openxmlformats.org/drawingml/2006/picture">
+                  <pic:nvPicPr>
+                    <pic:cNvPr id="1" name=""/>
+                    <pic:cNvPicPr/>
+                  </pic:nvPicPr>
+                  <pic:blipFill>
+                    <a:blip r:embed="rId9">
+                      <a:extLst>
+                        <a:ext uri="{28A0092B-C50C-407E-A947-70E740481C1C}">
+                          <a14:useLocalDpi xmlns:a14="http://schemas.microsoft.com/office/drawing/2010/main" val="0"/>
+                        </a:ext>
+                      </a:extLst>
+                    </a:blip>
+                    <a:stretch>
+                      <a:fillRect/>
+                    </a:stretch>
+                  </pic:blipFill>
+                  <pic:spPr>
+                    <a:xfrm>
+                      <a:off x="0" y="0"/>
+                      <a:ext cx="3978233" cy="4222895"/>
+                    </a:xfrm>
+                    <a:prstGeom prst="rect">
+                      <a:avLst/>
+                    </a:prstGeom>
+                  </pic:spPr>
+                </pic:pic>
+              </a:graphicData>
+            </a:graphic>
+          </wp:anchor>
+        </w:drawing>
+      </w:r>
+    </w:p>
+    <w:p>
       <w:pPr>
         <w:pStyle w:val="Ttulo1"/>
       </w:pPr>
-      <w:bookmarkStart w:id="2" w:name="_Toc215235669"/>
+      <w:bookmarkStart w:id="1" w:name="_Toc215235669"/>
       <w:r>
         <w:lastRenderedPageBreak/>
         <w:t>Investiga</w:t>
       </w:r>
+      <w:bookmarkEnd w:id="1"/>
+    </w:p>
+    <w:p>
+      <w:r>
+        <w:t>¿Cuál fue la parte más difícil de esta actividad? ¿Cómo lograste resolverla?</w:t>
+      </w:r>
+    </w:p>
+    <w:p>
+      <w:r>
+        <w:t>Tenía que poner bien la ruta en el archivo de configuración “</w:t>
+      </w:r>
+      <w:proofErr w:type="spellStart"/>
+      <w:r>
+        <w:t>httpd-</w:t>
+      </w:r>
+      <w:proofErr w:type="gramStart"/>
+      <w:r>
+        <w:t>vhosts.conf</w:t>
+      </w:r>
+      <w:proofErr w:type="spellEnd"/>
+      <w:proofErr w:type="gramEnd"/>
+      <w:r>
+        <w:t xml:space="preserve">” en vez de tener el </w:t>
+      </w:r>
+      <w:proofErr w:type="spellStart"/>
+      <w:r>
+        <w:t>html</w:t>
+      </w:r>
+      <w:proofErr w:type="spellEnd"/>
+      <w:r>
+        <w:t xml:space="preserve"> y </w:t>
+      </w:r>
+      <w:proofErr w:type="spellStart"/>
+      <w:r>
+        <w:t>css</w:t>
+      </w:r>
+      <w:proofErr w:type="spellEnd"/>
+      <w:r>
+        <w:t xml:space="preserve"> solo en </w:t>
+      </w:r>
+      <w:proofErr w:type="spellStart"/>
+      <w:r>
+        <w:t>htdocs</w:t>
+      </w:r>
+      <w:proofErr w:type="spellEnd"/>
+      <w:r>
+        <w:t xml:space="preserve"> tenía que meterlos en una carpeta en mi caso “Actividad2” si no, no salía correcto la pagina web.</w:t>
+      </w:r>
+    </w:p>
+    <w:p>
+      <w:r>
+        <w:t xml:space="preserve">¿Cómo conseguiste editar el fichero de hosts de Windows? </w:t>
+      </w:r>
+    </w:p>
+    <w:p>
+      <w:r>
+        <w:t>Se tenía que copiar el fichero fuera del System32 y modificarlo, luego pasarle otra vez en su carpeta y reemplazarlo/subscribirlo.</w:t>
+      </w:r>
+    </w:p>
+    <w:p>
+      <w:r>
+        <w:t>¿Cuáles son las principales diferencias entre un host físico y un host virtual en términos de recursos y administración, y cómo podría afectar esto al rendimiento y la escalabilidad de una aplicación web?</w:t>
+      </w:r>
+    </w:p>
+    <w:p>
+      <w:r>
+        <w:t xml:space="preserve">Un host físico tiene recursos para rendimiento máximo, pero es menos flexible y </w:t>
+      </w:r>
+      <w:proofErr w:type="spellStart"/>
+      <w:r>
+        <w:t>mas</w:t>
+      </w:r>
+      <w:proofErr w:type="spellEnd"/>
+      <w:r>
+        <w:t xml:space="preserve"> caro de escalar, y requiere compra de hardware. En cuanto un host </w:t>
+      </w:r>
+      <w:proofErr w:type="spellStart"/>
+      <w:r>
+        <w:t>virual</w:t>
+      </w:r>
+      <w:proofErr w:type="spellEnd"/>
+      <w:r>
+        <w:t xml:space="preserve"> comparte recursos de un servidor, es </w:t>
+      </w:r>
+      <w:r>
+        <w:t>más</w:t>
+      </w:r>
+      <w:r>
+        <w:t xml:space="preserve"> económico, ajustan recursos fácilmente</w:t>
+      </w:r>
+      <w:r>
+        <w:t>, fácil de administrar, pero puede tener rendimiento inferior bajo a las cargas pesadas.</w:t>
+      </w:r>
+      <w:bookmarkStart w:id="2" w:name="_GoBack"/>
       <w:bookmarkEnd w:id="2"/>
     </w:p>
     <w:sectPr>
@@ -1853,6 +2334,95 @@
     </w:lvl>
   </w:abstractNum>
   <w:abstractNum w:abstractNumId="4" w15:restartNumberingAfterBreak="0">
+    <w:nsid w:val="1A573C48"/>
+    <w:multiLevelType w:val="hybridMultilevel"/>
+    <w:tmpl w:val="E5907E50"/>
+    <w:lvl w:ilvl="0" w:tplc="0C0A0019">
+      <w:start w:val="1"/>
+      <w:numFmt w:val="lowerLetter"/>
+      <w:lvlText w:val="%1."/>
+      <w:lvlJc w:val="left"/>
+      <w:pPr>
+        <w:ind w:left="720" w:hanging="360"/>
+      </w:pPr>
+      <w:rPr>
+        <w:rFonts w:hint="default"/>
+      </w:rPr>
+    </w:lvl>
+    <w:lvl w:ilvl="1" w:tplc="0C0A0019" w:tentative="1">
+      <w:start w:val="1"/>
+      <w:numFmt w:val="lowerLetter"/>
+      <w:lvlText w:val="%2."/>
+      <w:lvlJc w:val="left"/>
+      <w:pPr>
+        <w:ind w:left="1440" w:hanging="360"/>
+      </w:pPr>
+    </w:lvl>
+    <w:lvl w:ilvl="2" w:tplc="0C0A001B" w:tentative="1">
+      <w:start w:val="1"/>
+      <w:numFmt w:val="lowerRoman"/>
+      <w:lvlText w:val="%3."/>
+      <w:lvlJc w:val="right"/>
+      <w:pPr>
+        <w:ind w:left="2160" w:hanging="180"/>
+      </w:pPr>
+    </w:lvl>
+    <w:lvl w:ilvl="3" w:tplc="0C0A000F" w:tentative="1">
+      <w:start w:val="1"/>
+      <w:numFmt w:val="decimal"/>
+      <w:lvlText w:val="%4."/>
+      <w:lvlJc w:val="left"/>
+      <w:pPr>
+        <w:ind w:left="2880" w:hanging="360"/>
+      </w:pPr>
+    </w:lvl>
+    <w:lvl w:ilvl="4" w:tplc="0C0A0019" w:tentative="1">
+      <w:start w:val="1"/>
+      <w:numFmt w:val="lowerLetter"/>
+      <w:lvlText w:val="%5."/>
+      <w:lvlJc w:val="left"/>
+      <w:pPr>
+        <w:ind w:left="3600" w:hanging="360"/>
+      </w:pPr>
+    </w:lvl>
+    <w:lvl w:ilvl="5" w:tplc="0C0A001B" w:tentative="1">
+      <w:start w:val="1"/>
+      <w:numFmt w:val="lowerRoman"/>
+      <w:lvlText w:val="%6."/>
+      <w:lvlJc w:val="right"/>
+      <w:pPr>
+        <w:ind w:left="4320" w:hanging="180"/>
+      </w:pPr>
+    </w:lvl>
+    <w:lvl w:ilvl="6" w:tplc="0C0A000F" w:tentative="1">
+      <w:start w:val="1"/>
+      <w:numFmt w:val="decimal"/>
+      <w:lvlText w:val="%7."/>
+      <w:lvlJc w:val="left"/>
+      <w:pPr>
+        <w:ind w:left="5040" w:hanging="360"/>
+      </w:pPr>
+    </w:lvl>
+    <w:lvl w:ilvl="7" w:tplc="0C0A0019" w:tentative="1">
+      <w:start w:val="1"/>
+      <w:numFmt w:val="lowerLetter"/>
+      <w:lvlText w:val="%8."/>
+      <w:lvlJc w:val="left"/>
+      <w:pPr>
+        <w:ind w:left="5760" w:hanging="360"/>
+      </w:pPr>
+    </w:lvl>
+    <w:lvl w:ilvl="8" w:tplc="0C0A001B" w:tentative="1">
+      <w:start w:val="1"/>
+      <w:numFmt w:val="lowerRoman"/>
+      <w:lvlText w:val="%9."/>
+      <w:lvlJc w:val="right"/>
+      <w:pPr>
+        <w:ind w:left="6480" w:hanging="180"/>
+      </w:pPr>
+    </w:lvl>
+  </w:abstractNum>
+  <w:abstractNum w:abstractNumId="5" w15:restartNumberingAfterBreak="0">
     <w:nsid w:val="37690532"/>
     <w:multiLevelType w:val="hybridMultilevel"/>
     <w:tmpl w:val="102A6388"/>
@@ -1965,7 +2535,7 @@
       </w:rPr>
     </w:lvl>
   </w:abstractNum>
-  <w:abstractNum w:abstractNumId="5" w15:restartNumberingAfterBreak="0">
+  <w:abstractNum w:abstractNumId="6" w15:restartNumberingAfterBreak="0">
     <w:nsid w:val="393F77E1"/>
     <w:multiLevelType w:val="hybridMultilevel"/>
     <w:tmpl w:val="C87E2F30"/>
@@ -2051,7 +2621,7 @@
       </w:pPr>
     </w:lvl>
   </w:abstractNum>
-  <w:abstractNum w:abstractNumId="6" w15:restartNumberingAfterBreak="0">
+  <w:abstractNum w:abstractNumId="7" w15:restartNumberingAfterBreak="0">
     <w:nsid w:val="3AEF341F"/>
     <w:multiLevelType w:val="hybridMultilevel"/>
     <w:tmpl w:val="3886F9AC"/>
@@ -2140,7 +2710,7 @@
       </w:pPr>
     </w:lvl>
   </w:abstractNum>
-  <w:abstractNum w:abstractNumId="7" w15:restartNumberingAfterBreak="0">
+  <w:abstractNum w:abstractNumId="8" w15:restartNumberingAfterBreak="0">
     <w:nsid w:val="752B3161"/>
     <w:multiLevelType w:val="hybridMultilevel"/>
     <w:tmpl w:val="15A47F20"/>
@@ -2257,25 +2827,28 @@
     <w:abstractNumId w:val="0"/>
   </w:num>
   <w:num w:numId="2">
-    <w:abstractNumId w:val="7"/>
+    <w:abstractNumId w:val="8"/>
   </w:num>
   <w:num w:numId="3">
     <w:abstractNumId w:val="3"/>
   </w:num>
   <w:num w:numId="4">
-    <w:abstractNumId w:val="5"/>
+    <w:abstractNumId w:val="6"/>
   </w:num>
   <w:num w:numId="5">
-    <w:abstractNumId w:val="4"/>
+    <w:abstractNumId w:val="5"/>
   </w:num>
   <w:num w:numId="6">
     <w:abstractNumId w:val="1"/>
   </w:num>
   <w:num w:numId="7">
-    <w:abstractNumId w:val="6"/>
+    <w:abstractNumId w:val="7"/>
   </w:num>
   <w:num w:numId="8">
     <w:abstractNumId w:val="2"/>
+  </w:num>
+  <w:num w:numId="9">
+    <w:abstractNumId w:val="4"/>
   </w:num>
 </w:numbering>
 </file>
@@ -3154,7 +3727,7 @@
 </file>
 
 <file path=customXml/itemProps1.xml><?xml version="1.0" encoding="utf-8"?>
-<ds:datastoreItem xmlns:ds="http://schemas.openxmlformats.org/officeDocument/2006/customXml" ds:itemID="{A0CDEDC1-68E1-4172-ADF6-775FA63C1D74}">
+<ds:datastoreItem xmlns:ds="http://schemas.openxmlformats.org/officeDocument/2006/customXml" ds:itemID="{57DB6CBE-A5AC-4146-8858-8A33CF9AC5DA}">
   <ds:schemaRefs>
     <ds:schemaRef ds:uri="http://schemas.openxmlformats.org/officeDocument/2006/bibliography"/>
   </ds:schemaRefs>
